--- a/support-materials/EL5/EL5_worked_examples.docx
+++ b/support-materials/EL5/EL5_worked_examples.docx
@@ -7704,7 +7704,7 @@
         <w:t xml:space="preserve">D.  </w:t>
       </w:r>
       <w:r>
-        <w:t xml:space="preserve">The negative sign was lost. The exponent −2 should come out front as −2.</w:t>
+        <w:t xml:space="preserve">The negative sign was lost. The exponent negative 2 should come out front as negative 2.</w:t>
       </w:r>
     </w:p>
     <w:p>

--- a/support-materials/EL5/EL5_worked_examples.docx
+++ b/support-materials/EL5/EL5_worked_examples.docx
@@ -997,7 +997,46 @@
         <w:t xml:space="preserve"> 3=4−1=3</w:t>
       </w:r>
       <w:r>
-        <w:t xml:space="preserve">. Choice b has the order reversed, which gives </w:t>
+        <w:t xml:space="preserve">. Subtracting in the other order, </w:t>
+      </w:r>
+      <w:r>
+        <w:t xml:space="preserve">log</w:t>
+      </w:r>
+      <w:r>
+        <w:rPr>
+          <w:i/>
+          <w:iCs/>
+          <w:vertAlign w:val="subscript"/>
+        </w:rPr>
+        <w:t xml:space="preserve">3</w:t>
+      </w:r>
+      <w:r>
+        <w:rPr>
+          <w:i/>
+          <w:iCs/>
+        </w:rPr>
+        <w:t xml:space="preserve"> y−</w:t>
+      </w:r>
+      <w:r>
+        <w:t xml:space="preserve">log</w:t>
+      </w:r>
+      <w:r>
+        <w:rPr>
+          <w:i/>
+          <w:iCs/>
+          <w:vertAlign w:val="subscript"/>
+        </w:rPr>
+        <w:t xml:space="preserve">3</w:t>
+      </w:r>
+      <w:r>
+        <w:rPr>
+          <w:i/>
+          <w:iCs/>
+        </w:rPr>
+        <w:t xml:space="preserve"> x</w:t>
+      </w:r>
+      <w:r>
+        <w:t xml:space="preserve">, gives </w:t>
       </w:r>
       <w:r>
         <w:rPr>
@@ -1881,7 +1920,7 @@
         <w:t xml:space="preserve"> 4=2</w:t>
       </w:r>
       <w:r>
-        <w:t xml:space="preserve">. Choice a gives about </w:t>
+        <w:t xml:space="preserve">. Splitting it into a sum of logarithms gives about </w:t>
       </w:r>
       <w:r>
         <w:rPr>
@@ -1891,7 +1930,7 @@
         <w:t xml:space="preserve">1.58</w:t>
       </w:r>
       <w:r>
-        <w:t xml:space="preserve">. Choices b and c both give </w:t>
+        <w:t xml:space="preserve">. Multiplying or dividing the two logarithms gives </w:t>
       </w:r>
       <w:r>
         <w:rPr>
@@ -3552,7 +3591,35 @@
         <w:t xml:space="preserve">y</w:t>
       </w:r>
       <w:r>
-        <w:t xml:space="preserve"> has a negative exponent. Choice d has every sign reversed. </w:t>
+        <w:t xml:space="preserve"> has a negative exponent. The answer that starts with </w:t>
+      </w:r>
+      <w:r>
+        <w:rPr>
+          <w:i/>
+          <w:iCs/>
+        </w:rPr>
+        <w:t xml:space="preserve">−5</w:t>
+      </w:r>
+      <w:r>
+        <w:t xml:space="preserve">log</w:t>
+      </w:r>
+      <w:r>
+        <w:rPr>
+          <w:i/>
+          <w:iCs/>
+          <w:vertAlign w:val="subscript"/>
+        </w:rPr>
+        <w:t xml:space="preserve">4</w:t>
+      </w:r>
+      <w:r>
+        <w:rPr>
+          <w:i/>
+          <w:iCs/>
+        </w:rPr>
+        <w:t xml:space="preserve"> x</w:t>
+      </w:r>
+      <w:r>
+        <w:t xml:space="preserve"> has every sign reversed. </w:t>
       </w:r>
       <w:r>
         <w:rPr>
@@ -4145,7 +4212,7 @@
         <w:t xml:space="preserve"> c</w:t>
       </w:r>
       <w:r>
-        <w:t xml:space="preserve">. Choice c treats the whole logarithm as a fraction of logarithms, but dividing inside means subtracting outside. </w:t>
+        <w:t xml:space="preserve">. Writing it as a fraction of logarithms treats the whole logarithm as a fraction, but dividing inside means subtracting outside. </w:t>
       </w:r>
       <w:r>
         <w:rPr>
@@ -6844,7 +6911,7 @@
         <w:t xml:space="preserve">B.  </w:t>
       </w:r>
       <w:r>
-        <w:t xml:space="preserve">The 5 should multiply the whole logarithm. It should not become an exponent on the logarithm.</w:t>
+        <w:t xml:space="preserve">The 5 should multiply the log, not be an exponent on the log.</w:t>
       </w:r>
     </w:p>
     <w:p>
@@ -7262,7 +7329,7 @@
         <w:t xml:space="preserve">A.  </w:t>
       </w:r>
       <w:r>
-        <w:t xml:space="preserve">The base 2 should have been dropped.</w:t>
+        <w:t xml:space="preserve">The base 2 should have been dropped from both logs.</w:t>
       </w:r>
     </w:p>
     <w:p>
@@ -7278,7 +7345,7 @@
         <w:t xml:space="preserve">B.  </w:t>
       </w:r>
       <w:r>
-        <w:t xml:space="preserve">The two logarithms should have been added.</w:t>
+        <w:t xml:space="preserve">The two logarithms should have been added, not divided.</w:t>
       </w:r>
     </w:p>
     <w:p>
@@ -7294,7 +7361,7 @@
         <w:t xml:space="preserve">C.  </w:t>
       </w:r>
       <w:r>
-        <w:t xml:space="preserve">Dividing inside the logarithm should turn into subtracting the logarithms, not dividing them.</w:t>
+        <w:t xml:space="preserve">Dividing inside means subtracting logs, not dividing.</w:t>
       </w:r>
     </w:p>
     <w:p>
@@ -7704,7 +7771,7 @@
         <w:t xml:space="preserve">D.  </w:t>
       </w:r>
       <w:r>
-        <w:t xml:space="preserve">The negative sign was lost. The exponent negative 2 should come out front as negative 2.</w:t>
+        <w:t xml:space="preserve">The negative sign was lost: it should be negative 2.</w:t>
       </w:r>
     </w:p>
     <w:p>
@@ -8069,7 +8136,7 @@
         <w:t xml:space="preserve">A.  </w:t>
       </w:r>
       <w:r>
-        <w:t xml:space="preserve">The 3 should have moved up as an exponent on x before combining. It should not stay as a multiplier inside.</w:t>
+        <w:t xml:space="preserve">Move the 3 up as an exponent on x before combining.</w:t>
       </w:r>
     </w:p>
     <w:p>
@@ -8085,7 +8152,7 @@
         <w:t xml:space="preserve">B.  </w:t>
       </w:r>
       <w:r>
-        <w:t xml:space="preserve">The minus sign should have turned into a plus sign.</w:t>
+        <w:t xml:space="preserve">The minus sign should have turned into a plus sign here.</w:t>
       </w:r>
     </w:p>
     <w:p>
@@ -8475,6 +8542,340 @@
           <w:bCs/>
         </w:rPr>
         <w:t xml:space="preserve">.</w:t>
+      </w:r>
+    </w:p>
+    <w:p>
+      <w:pPr>
+        <w:pStyle w:val="Heading2"/>
+        <w:pageBreakBefore/>
+      </w:pPr>
+      <w:r>
+        <w:t xml:space="preserve">Example 17: Slip 5</w:t>
+      </w:r>
+    </w:p>
+    <w:p>
+      <w:pPr>
+        <w:spacing w:after="200" w:before="200"/>
+        <w:jc w:val="center"/>
+      </w:pPr>
+      <w:r>
+        <w:rPr>
+          <w:sz w:val="40"/>
+          <w:szCs w:val="40"/>
+        </w:rPr>
+        <w:t xml:space="preserve">log</w:t>
+      </w:r>
+      <w:r>
+        <w:rPr>
+          <w:i/>
+          <w:iCs/>
+          <w:sz w:val="40"/>
+          <w:szCs w:val="40"/>
+          <w:vertAlign w:val="subscript"/>
+        </w:rPr>
+        <w:t xml:space="preserve">2</w:t>
+      </w:r>
+      <w:r>
+        <w:rPr>
+          <w:i/>
+          <w:iCs/>
+          <w:sz w:val="40"/>
+          <w:szCs w:val="40"/>
+        </w:rPr>
+        <w:t xml:space="preserve">(8x)=3+</w:t>
+      </w:r>
+      <w:r>
+        <w:rPr>
+          <w:sz w:val="40"/>
+          <w:szCs w:val="40"/>
+        </w:rPr>
+        <w:t xml:space="preserve">log</w:t>
+      </w:r>
+      <w:r>
+        <w:rPr>
+          <w:i/>
+          <w:iCs/>
+          <w:sz w:val="40"/>
+          <w:szCs w:val="40"/>
+          <w:vertAlign w:val="subscript"/>
+        </w:rPr>
+        <w:t xml:space="preserve">2</w:t>
+      </w:r>
+      <w:r>
+        <w:rPr>
+          <w:i/>
+          <w:iCs/>
+          <w:sz w:val="40"/>
+          <w:szCs w:val="40"/>
+        </w:rPr>
+        <w:t xml:space="preserve"> x</w:t>
+      </w:r>
+    </w:p>
+    <w:p>
+      <w:pPr>
+        <w:pStyle w:val="Heading3"/>
+        <w:keepNext/>
+      </w:pPr>
+      <w:r>
+        <w:t xml:space="preserve">Question</w:t>
+      </w:r>
+    </w:p>
+    <w:p>
+      <w:pPr>
+        <w:spacing w:after="120" w:before="80" w:line="300"/>
+      </w:pPr>
+      <w:r>
+        <w:t xml:space="preserve">A student wrote this line. What is the mistake, if any?</w:t>
+      </w:r>
+    </w:p>
+    <w:p>
+      <w:pPr>
+        <w:spacing w:after="40" w:before="20"/>
+        <w:ind w:left="360"/>
+      </w:pPr>
+      <w:r>
+        <w:rPr>
+          <w:b/>
+          <w:bCs/>
+        </w:rPr>
+        <w:t xml:space="preserve">A.  </w:t>
+      </w:r>
+      <w:r>
+        <w:t xml:space="preserve">The 8 should come out front as a multiplier of the log.</w:t>
+      </w:r>
+    </w:p>
+    <w:p>
+      <w:pPr>
+        <w:spacing w:after="40" w:before="20"/>
+        <w:ind w:left="360"/>
+      </w:pPr>
+      <w:r>
+        <w:rPr>
+          <w:b/>
+          <w:bCs/>
+        </w:rPr>
+        <w:t xml:space="preserve">B.  </w:t>
+      </w:r>
+      <w:r>
+        <w:t xml:space="preserve">The right side should be 8 times log base 2 of x.</w:t>
+      </w:r>
+    </w:p>
+    <w:p>
+      <w:pPr>
+        <w:spacing w:after="40" w:before="20"/>
+        <w:ind w:left="360"/>
+      </w:pPr>
+      <w:r>
+        <w:rPr>
+          <w:b/>
+          <w:bCs/>
+        </w:rPr>
+        <w:t xml:space="preserve">C.  </w:t>
+      </w:r>
+      <w:r>
+        <w:t xml:space="preserve">There is no mistake.</w:t>
+      </w:r>
+    </w:p>
+    <w:p>
+      <w:pPr>
+        <w:spacing w:after="40" w:before="20"/>
+        <w:ind w:left="360"/>
+      </w:pPr>
+      <w:r>
+        <w:rPr>
+          <w:b/>
+          <w:bCs/>
+        </w:rPr>
+        <w:t xml:space="preserve">D.  </w:t>
+      </w:r>
+      <w:r>
+        <w:t xml:space="preserve">A log of a product cannot be split into two logs.</w:t>
+      </w:r>
+    </w:p>
+    <w:p>
+      <w:pPr>
+        <w:pStyle w:val="Heading3"/>
+        <w:keepNext/>
+      </w:pPr>
+      <w:r>
+        <w:t xml:space="preserve">Answer and reasoning</w:t>
+      </w:r>
+    </w:p>
+    <w:p>
+      <w:pPr>
+        <w:spacing w:after="120" w:before="80" w:line="300"/>
+      </w:pPr>
+      <w:r>
+        <w:t xml:space="preserve">Multiplying inside becomes adding outside: </w:t>
+      </w:r>
+      <w:r>
+        <w:t xml:space="preserve">log</w:t>
+      </w:r>
+      <w:r>
+        <w:rPr>
+          <w:i/>
+          <w:iCs/>
+          <w:vertAlign w:val="subscript"/>
+        </w:rPr>
+        <w:t xml:space="preserve">2</w:t>
+      </w:r>
+      <w:r>
+        <w:rPr>
+          <w:i/>
+          <w:iCs/>
+        </w:rPr>
+        <w:t xml:space="preserve">(8x)=</w:t>
+      </w:r>
+      <w:r>
+        <w:t xml:space="preserve">log</w:t>
+      </w:r>
+      <w:r>
+        <w:rPr>
+          <w:i/>
+          <w:iCs/>
+          <w:vertAlign w:val="subscript"/>
+        </w:rPr>
+        <w:t xml:space="preserve">2</w:t>
+      </w:r>
+      <w:r>
+        <w:rPr>
+          <w:i/>
+          <w:iCs/>
+        </w:rPr>
+        <w:t xml:space="preserve"> 8+</w:t>
+      </w:r>
+      <w:r>
+        <w:t xml:space="preserve">log</w:t>
+      </w:r>
+      <w:r>
+        <w:rPr>
+          <w:i/>
+          <w:iCs/>
+          <w:vertAlign w:val="subscript"/>
+        </w:rPr>
+        <w:t xml:space="preserve">2</w:t>
+      </w:r>
+      <w:r>
+        <w:rPr>
+          <w:i/>
+          <w:iCs/>
+        </w:rPr>
+        <w:t xml:space="preserve"> x</w:t>
+      </w:r>
+      <w:r>
+        <w:t xml:space="preserve">. And </w:t>
+      </w:r>
+      <w:r>
+        <w:t xml:space="preserve">log</w:t>
+      </w:r>
+      <w:r>
+        <w:rPr>
+          <w:i/>
+          <w:iCs/>
+          <w:vertAlign w:val="subscript"/>
+        </w:rPr>
+        <w:t xml:space="preserve">2</w:t>
+      </w:r>
+      <w:r>
+        <w:rPr>
+          <w:i/>
+          <w:iCs/>
+        </w:rPr>
+        <w:t xml:space="preserve"> 8=3</w:t>
+      </w:r>
+      <w:r>
+        <w:t xml:space="preserve">, because </w:t>
+      </w:r>
+      <w:r>
+        <w:rPr>
+          <w:i/>
+          <w:iCs/>
+        </w:rPr>
+        <w:t xml:space="preserve">2</w:t>
+      </w:r>
+      <w:r>
+        <w:rPr>
+          <w:i/>
+          <w:iCs/>
+          <w:vertAlign w:val="superscript"/>
+        </w:rPr>
+        <w:t xml:space="preserve">3</w:t>
+      </w:r>
+      <w:r>
+        <w:rPr>
+          <w:i/>
+          <w:iCs/>
+        </w:rPr>
+        <w:t xml:space="preserve">=8</w:t>
+      </w:r>
+      <w:r>
+        <w:t xml:space="preserve">. Check with </w:t>
+      </w:r>
+      <w:r>
+        <w:rPr>
+          <w:i/>
+          <w:iCs/>
+        </w:rPr>
+        <w:t xml:space="preserve">x=2</w:t>
+      </w:r>
+      <w:r>
+        <w:t xml:space="preserve">: </w:t>
+      </w:r>
+      <w:r>
+        <w:t xml:space="preserve">log</w:t>
+      </w:r>
+      <w:r>
+        <w:rPr>
+          <w:i/>
+          <w:iCs/>
+          <w:vertAlign w:val="subscript"/>
+        </w:rPr>
+        <w:t xml:space="preserve">2</w:t>
+      </w:r>
+      <w:r>
+        <w:rPr>
+          <w:i/>
+          <w:iCs/>
+        </w:rPr>
+        <w:t xml:space="preserve"> 16=4</w:t>
+      </w:r>
+      <w:r>
+        <w:t xml:space="preserve">, and </w:t>
+      </w:r>
+      <w:r>
+        <w:rPr>
+          <w:i/>
+          <w:iCs/>
+        </w:rPr>
+        <w:t xml:space="preserve">3+</w:t>
+      </w:r>
+      <w:r>
+        <w:t xml:space="preserve">log</w:t>
+      </w:r>
+      <w:r>
+        <w:rPr>
+          <w:i/>
+          <w:iCs/>
+          <w:vertAlign w:val="subscript"/>
+        </w:rPr>
+        <w:t xml:space="preserve">2</w:t>
+      </w:r>
+      <w:r>
+        <w:rPr>
+          <w:i/>
+          <w:iCs/>
+        </w:rPr>
+        <w:t xml:space="preserve"> 2=3+1=4</w:t>
+      </w:r>
+      <w:r>
+        <w:t xml:space="preserve">. </w:t>
+      </w:r>
+      <w:r>
+        <w:rPr>
+          <w:b/>
+          <w:bCs/>
+        </w:rPr>
+        <w:t xml:space="preserve">There is no mistake.</w:t>
       </w:r>
     </w:p>
     <w:sectPr>

--- a/support-materials/EL5/EL5_worked_examples.docx
+++ b/support-materials/EL5/EL5_worked_examples.docx
@@ -6879,7 +6879,7 @@
         <w:spacing w:after="120" w:before="80" w:line="300"/>
       </w:pPr>
       <w:r>
-        <w:t xml:space="preserve">A student wrote this line. What is the mistake?</w:t>
+        <w:t xml:space="preserve">A student wrote this line. What is the mistake, if any?</w:t>
       </w:r>
     </w:p>
     <w:p>
@@ -7313,7 +7313,7 @@
         <w:spacing w:after="120" w:before="80" w:line="300"/>
       </w:pPr>
       <w:r>
-        <w:t xml:space="preserve">A student wrote this line. What is the mistake?</w:t>
+        <w:t xml:space="preserve">A student wrote this line. What is the mistake, if any?</w:t>
       </w:r>
     </w:p>
     <w:p>
@@ -7636,61 +7636,42 @@
           <w:szCs w:val="40"/>
           <w:vertAlign w:val="subscript"/>
         </w:rPr>
-        <w:t xml:space="preserve">5</w:t>
-      </w:r>
-      <w:r>
-        <w:rPr>
-          <w:i/>
-          <w:iCs/>
-          <w:sz w:val="40"/>
-          <w:szCs w:val="40"/>
-        </w:rPr>
-        <w:t xml:space="preserve">(a</w:t>
-      </w:r>
-      <w:r>
-        <w:rPr>
-          <w:i/>
-          <w:iCs/>
-          <w:sz w:val="40"/>
-          <w:szCs w:val="40"/>
-          <w:vertAlign w:val="superscript"/>
-        </w:rPr>
-        <w:t xml:space="preserve">−2</w:t>
-      </w:r>
-      <w:r>
-        <w:rPr>
-          <w:i/>
-          <w:iCs/>
-          <w:sz w:val="40"/>
-          <w:szCs w:val="40"/>
-        </w:rPr>
-        <w:t xml:space="preserve">)=2</w:t>
-      </w:r>
-      <w:r>
-        <w:rPr>
-          <w:sz w:val="40"/>
-          <w:szCs w:val="40"/>
-        </w:rPr>
-        <w:t xml:space="preserve">log</w:t>
-      </w:r>
-      <w:r>
-        <w:rPr>
-          <w:i/>
-          <w:iCs/>
-          <w:sz w:val="40"/>
-          <w:szCs w:val="40"/>
-          <w:vertAlign w:val="subscript"/>
-        </w:rPr>
-        <w:t xml:space="preserve">5</w:t>
-      </w:r>
-      <w:r>
-        <w:rPr>
-          <w:i/>
-          <w:iCs/>
-          <w:sz w:val="40"/>
-          <w:szCs w:val="40"/>
-        </w:rPr>
-        <w:t xml:space="preserve"> a</w:t>
+        <w:t xml:space="preserve">2</w:t>
+      </w:r>
+      <w:r>
+        <w:rPr>
+          <w:i/>
+          <w:iCs/>
+          <w:sz w:val="40"/>
+          <w:szCs w:val="40"/>
+        </w:rPr>
+        <w:t xml:space="preserve">(8x)=3+</w:t>
+      </w:r>
+      <w:r>
+        <w:rPr>
+          <w:sz w:val="40"/>
+          <w:szCs w:val="40"/>
+        </w:rPr>
+        <w:t xml:space="preserve">log</w:t>
+      </w:r>
+      <w:r>
+        <w:rPr>
+          <w:i/>
+          <w:iCs/>
+          <w:sz w:val="40"/>
+          <w:szCs w:val="40"/>
+          <w:vertAlign w:val="subscript"/>
+        </w:rPr>
+        <w:t xml:space="preserve">2</w:t>
+      </w:r>
+      <w:r>
+        <w:rPr>
+          <w:i/>
+          <w:iCs/>
+          <w:sz w:val="40"/>
+          <w:szCs w:val="40"/>
+        </w:rPr>
+        <w:t xml:space="preserve"> x</w:t>
       </w:r>
     </w:p>
     <w:p>
@@ -7707,7 +7688,7 @@
         <w:spacing w:after="120" w:before="80" w:line="300"/>
       </w:pPr>
       <w:r>
-        <w:t xml:space="preserve">A student wrote this line. What is the mistake?</w:t>
+        <w:t xml:space="preserve">A student wrote this line. What is the mistake, if any?</w:t>
       </w:r>
     </w:p>
     <w:p>
@@ -7723,7 +7704,7 @@
         <w:t xml:space="preserve">A.  </w:t>
       </w:r>
       <w:r>
-        <w:t xml:space="preserve">There is no mistake. An exponent always comes out front as a positive number.</w:t>
+        <w:t xml:space="preserve">The 8 should come out front as a multiplier of the log.</w:t>
       </w:r>
     </w:p>
     <w:p>
@@ -7739,7 +7720,7 @@
         <w:t xml:space="preserve">B.  </w:t>
       </w:r>
       <w:r>
-        <w:t xml:space="preserve">The 2 should have been added to the logarithm.</w:t>
+        <w:t xml:space="preserve">The right side should be 8 times log base 2 of x.</w:t>
       </w:r>
     </w:p>
     <w:p>
@@ -7755,7 +7736,7 @@
         <w:t xml:space="preserve">C.  </w:t>
       </w:r>
       <w:r>
-        <w:t xml:space="preserve">The logarithm should have been divided by 2.</w:t>
+        <w:t xml:space="preserve">There is no mistake.</w:t>
       </w:r>
     </w:p>
     <w:p>
@@ -7771,7 +7752,7 @@
         <w:t xml:space="preserve">D.  </w:t>
       </w:r>
       <w:r>
-        <w:t xml:space="preserve">The negative sign was lost: it should be negative 2.</w:t>
+        <w:t xml:space="preserve">A log of a product cannot be split into two logs.</w:t>
       </w:r>
     </w:p>
     <w:p>
@@ -7788,58 +7769,107 @@
         <w:spacing w:after="120" w:before="80" w:line="300"/>
       </w:pPr>
       <w:r>
-        <w:t xml:space="preserve">The exponent keeps its sign when it comes out front: </w:t>
-      </w:r>
-      <w:r>
-        <w:t xml:space="preserve">log</w:t>
-      </w:r>
-      <w:r>
-        <w:rPr>
-          <w:i/>
-          <w:iCs/>
-          <w:vertAlign w:val="subscript"/>
-        </w:rPr>
-        <w:t xml:space="preserve">5</w:t>
-      </w:r>
-      <w:r>
-        <w:rPr>
-          <w:i/>
-          <w:iCs/>
-        </w:rPr>
-        <w:t xml:space="preserve">(a</w:t>
-      </w:r>
-      <w:r>
-        <w:rPr>
-          <w:i/>
-          <w:iCs/>
-          <w:vertAlign w:val="superscript"/>
-        </w:rPr>
-        <w:t xml:space="preserve">−2</w:t>
-      </w:r>
-      <w:r>
-        <w:rPr>
-          <w:i/>
-          <w:iCs/>
-        </w:rPr>
-        <w:t xml:space="preserve">)=−2</w:t>
-      </w:r>
-      <w:r>
-        <w:t xml:space="preserve">log</w:t>
-      </w:r>
-      <w:r>
-        <w:rPr>
-          <w:i/>
-          <w:iCs/>
-          <w:vertAlign w:val="subscript"/>
-        </w:rPr>
-        <w:t xml:space="preserve">5</w:t>
-      </w:r>
-      <w:r>
-        <w:rPr>
-          <w:i/>
-          <w:iCs/>
-        </w:rPr>
-        <w:t xml:space="preserve"> a</w:t>
+        <w:t xml:space="preserve">Multiplying inside becomes adding outside: </w:t>
+      </w:r>
+      <w:r>
+        <w:t xml:space="preserve">log</w:t>
+      </w:r>
+      <w:r>
+        <w:rPr>
+          <w:i/>
+          <w:iCs/>
+          <w:vertAlign w:val="subscript"/>
+        </w:rPr>
+        <w:t xml:space="preserve">2</w:t>
+      </w:r>
+      <w:r>
+        <w:rPr>
+          <w:i/>
+          <w:iCs/>
+        </w:rPr>
+        <w:t xml:space="preserve">(8x)=</w:t>
+      </w:r>
+      <w:r>
+        <w:t xml:space="preserve">log</w:t>
+      </w:r>
+      <w:r>
+        <w:rPr>
+          <w:i/>
+          <w:iCs/>
+          <w:vertAlign w:val="subscript"/>
+        </w:rPr>
+        <w:t xml:space="preserve">2</w:t>
+      </w:r>
+      <w:r>
+        <w:rPr>
+          <w:i/>
+          <w:iCs/>
+        </w:rPr>
+        <w:t xml:space="preserve"> 8+</w:t>
+      </w:r>
+      <w:r>
+        <w:t xml:space="preserve">log</w:t>
+      </w:r>
+      <w:r>
+        <w:rPr>
+          <w:i/>
+          <w:iCs/>
+          <w:vertAlign w:val="subscript"/>
+        </w:rPr>
+        <w:t xml:space="preserve">2</w:t>
+      </w:r>
+      <w:r>
+        <w:rPr>
+          <w:i/>
+          <w:iCs/>
+        </w:rPr>
+        <w:t xml:space="preserve"> x</w:t>
+      </w:r>
+      <w:r>
+        <w:t xml:space="preserve">. And </w:t>
+      </w:r>
+      <w:r>
+        <w:t xml:space="preserve">log</w:t>
+      </w:r>
+      <w:r>
+        <w:rPr>
+          <w:i/>
+          <w:iCs/>
+          <w:vertAlign w:val="subscript"/>
+        </w:rPr>
+        <w:t xml:space="preserve">2</w:t>
+      </w:r>
+      <w:r>
+        <w:rPr>
+          <w:i/>
+          <w:iCs/>
+        </w:rPr>
+        <w:t xml:space="preserve"> 8=3</w:t>
+      </w:r>
+      <w:r>
+        <w:t xml:space="preserve">, because </w:t>
+      </w:r>
+      <w:r>
+        <w:rPr>
+          <w:i/>
+          <w:iCs/>
+        </w:rPr>
+        <w:t xml:space="preserve">2</w:t>
+      </w:r>
+      <w:r>
+        <w:rPr>
+          <w:i/>
+          <w:iCs/>
+          <w:vertAlign w:val="superscript"/>
+        </w:rPr>
+        <w:t xml:space="preserve">3</w:t>
+      </w:r>
+      <w:r>
+        <w:rPr>
+          <w:i/>
+          <w:iCs/>
+        </w:rPr>
+        <w:t xml:space="preserve">=8</w:t>
       </w:r>
       <w:r>
         <w:t xml:space="preserve">. Check with </w:t>
@@ -7849,7 +7879,7 @@
           <w:i/>
           <w:iCs/>
         </w:rPr>
-        <w:t xml:space="preserve">a=5</w:t>
+        <w:t xml:space="preserve">x=2</w:t>
       </w:r>
       <w:r>
         <w:t xml:space="preserve">: </w:t>
@@ -7863,57 +7893,42 @@
           <w:iCs/>
           <w:vertAlign w:val="subscript"/>
         </w:rPr>
-        <w:t xml:space="preserve">5</w:t>
-      </w:r>
-      <w:r>
-        <w:rPr>
-          <w:i/>
-          <w:iCs/>
-        </w:rPr>
-        <w:t xml:space="preserve">(5</w:t>
-      </w:r>
-      <w:r>
-        <w:rPr>
-          <w:i/>
-          <w:iCs/>
-          <w:vertAlign w:val="superscript"/>
-        </w:rPr>
-        <w:t xml:space="preserve">−2</w:t>
-      </w:r>
-      <w:r>
-        <w:rPr>
-          <w:i/>
-          <w:iCs/>
-        </w:rPr>
-        <w:t xml:space="preserve">)=−2</w:t>
-      </w:r>
-      <w:r>
-        <w:t xml:space="preserve">, but </w:t>
-      </w:r>
-      <w:r>
-        <w:rPr>
-          <w:i/>
-          <w:iCs/>
-        </w:rPr>
-        <w:t xml:space="preserve">2</w:t>
-      </w:r>
-      <w:r>
-        <w:t xml:space="preserve">log</w:t>
-      </w:r>
-      <w:r>
-        <w:rPr>
-          <w:i/>
-          <w:iCs/>
-          <w:vertAlign w:val="subscript"/>
-        </w:rPr>
-        <w:t xml:space="preserve">5</w:t>
-      </w:r>
-      <w:r>
-        <w:rPr>
-          <w:i/>
-          <w:iCs/>
-        </w:rPr>
-        <w:t xml:space="preserve"> 5=2</w:t>
+        <w:t xml:space="preserve">2</w:t>
+      </w:r>
+      <w:r>
+        <w:rPr>
+          <w:i/>
+          <w:iCs/>
+        </w:rPr>
+        <w:t xml:space="preserve"> 16=4</w:t>
+      </w:r>
+      <w:r>
+        <w:t xml:space="preserve">, and </w:t>
+      </w:r>
+      <w:r>
+        <w:rPr>
+          <w:i/>
+          <w:iCs/>
+        </w:rPr>
+        <w:t xml:space="preserve">3+</w:t>
+      </w:r>
+      <w:r>
+        <w:t xml:space="preserve">log</w:t>
+      </w:r>
+      <w:r>
+        <w:rPr>
+          <w:i/>
+          <w:iCs/>
+          <w:vertAlign w:val="subscript"/>
+        </w:rPr>
+        <w:t xml:space="preserve">2</w:t>
+      </w:r>
+      <w:r>
+        <w:rPr>
+          <w:i/>
+          <w:iCs/>
+        </w:rPr>
+        <w:t xml:space="preserve"> 2=3+1=4</w:t>
       </w:r>
       <w:r>
         <w:t xml:space="preserve">. </w:t>
@@ -7923,85 +7938,7 @@
           <w:b/>
           <w:bCs/>
         </w:rPr>
-        <w:t xml:space="preserve">The correct line is </w:t>
-      </w:r>
-      <w:r>
-        <w:rPr>
-          <w:b/>
-          <w:bCs/>
-        </w:rPr>
-        <w:t xml:space="preserve">log</w:t>
-      </w:r>
-      <w:r>
-        <w:rPr>
-          <w:b/>
-          <w:bCs/>
-          <w:i/>
-          <w:iCs/>
-          <w:vertAlign w:val="subscript"/>
-        </w:rPr>
-        <w:t xml:space="preserve">5</w:t>
-      </w:r>
-      <w:r>
-        <w:rPr>
-          <w:b/>
-          <w:bCs/>
-          <w:i/>
-          <w:iCs/>
-        </w:rPr>
-        <w:t xml:space="preserve">(a</w:t>
-      </w:r>
-      <w:r>
-        <w:rPr>
-          <w:b/>
-          <w:bCs/>
-          <w:i/>
-          <w:iCs/>
-          <w:vertAlign w:val="superscript"/>
-        </w:rPr>
-        <w:t xml:space="preserve">−2</w:t>
-      </w:r>
-      <w:r>
-        <w:rPr>
-          <w:b/>
-          <w:bCs/>
-          <w:i/>
-          <w:iCs/>
-        </w:rPr>
-        <w:t xml:space="preserve">)=−2</w:t>
-      </w:r>
-      <w:r>
-        <w:rPr>
-          <w:b/>
-          <w:bCs/>
-        </w:rPr>
-        <w:t xml:space="preserve">log</w:t>
-      </w:r>
-      <w:r>
-        <w:rPr>
-          <w:b/>
-          <w:bCs/>
-          <w:i/>
-          <w:iCs/>
-          <w:vertAlign w:val="subscript"/>
-        </w:rPr>
-        <w:t xml:space="preserve">5</w:t>
-      </w:r>
-      <w:r>
-        <w:rPr>
-          <w:b/>
-          <w:bCs/>
-          <w:i/>
-          <w:iCs/>
-        </w:rPr>
-        <w:t xml:space="preserve"> a</w:t>
-      </w:r>
-      <w:r>
-        <w:rPr>
-          <w:b/>
-          <w:bCs/>
-        </w:rPr>
-        <w:t xml:space="preserve">.</w:t>
+        <w:t xml:space="preserve">There is no mistake.</w:t>
       </w:r>
     </w:p>
     <w:p>
@@ -8020,90 +7957,74 @@
       </w:pPr>
       <w:r>
         <w:rPr>
-          <w:i/>
-          <w:iCs/>
-          <w:sz w:val="40"/>
-          <w:szCs w:val="40"/>
-        </w:rPr>
-        <w:t xml:space="preserve">3</w:t>
-      </w:r>
-      <w:r>
-        <w:rPr>
-          <w:sz w:val="40"/>
-          <w:szCs w:val="40"/>
-        </w:rPr>
-        <w:t xml:space="preserve">log</w:t>
-      </w:r>
-      <w:r>
-        <w:rPr>
-          <w:i/>
-          <w:iCs/>
-          <w:sz w:val="40"/>
-          <w:szCs w:val="40"/>
-          <w:vertAlign w:val="subscript"/>
-        </w:rPr>
-        <w:t xml:space="preserve">2</w:t>
-      </w:r>
-      <w:r>
-        <w:rPr>
-          <w:i/>
-          <w:iCs/>
-          <w:sz w:val="40"/>
-          <w:szCs w:val="40"/>
-        </w:rPr>
-        <w:t xml:space="preserve"> x−</w:t>
-      </w:r>
-      <w:r>
-        <w:rPr>
-          <w:sz w:val="40"/>
-          <w:szCs w:val="40"/>
-        </w:rPr>
-        <w:t xml:space="preserve">log</w:t>
-      </w:r>
-      <w:r>
-        <w:rPr>
-          <w:i/>
-          <w:iCs/>
-          <w:sz w:val="40"/>
-          <w:szCs w:val="40"/>
-          <w:vertAlign w:val="subscript"/>
-        </w:rPr>
-        <w:t xml:space="preserve">2</w:t>
-      </w:r>
-      <w:r>
-        <w:rPr>
-          <w:i/>
-          <w:iCs/>
-          <w:sz w:val="40"/>
-          <w:szCs w:val="40"/>
-        </w:rPr>
-        <w:t xml:space="preserve"> y=</w:t>
-      </w:r>
-      <w:r>
-        <w:rPr>
-          <w:sz w:val="40"/>
-          <w:szCs w:val="40"/>
-        </w:rPr>
-        <w:t xml:space="preserve">log</w:t>
-      </w:r>
-      <w:r>
-        <w:rPr>
-          <w:i/>
-          <w:iCs/>
-          <w:sz w:val="40"/>
-          <w:szCs w:val="40"/>
-          <w:vertAlign w:val="subscript"/>
-        </w:rPr>
-        <w:t xml:space="preserve">2</w:t>
-      </w:r>
-      <w:r>
-        <w:rPr>
-          <w:i/>
-          <w:iCs/>
-          <w:sz w:val="40"/>
-          <w:szCs w:val="40"/>
-        </w:rPr>
-        <w:t xml:space="preserve">((3x)/y)</w:t>
+          <w:sz w:val="40"/>
+          <w:szCs w:val="40"/>
+        </w:rPr>
+        <w:t xml:space="preserve">log</w:t>
+      </w:r>
+      <w:r>
+        <w:rPr>
+          <w:i/>
+          <w:iCs/>
+          <w:sz w:val="40"/>
+          <w:szCs w:val="40"/>
+          <w:vertAlign w:val="subscript"/>
+        </w:rPr>
+        <w:t xml:space="preserve">5</w:t>
+      </w:r>
+      <w:r>
+        <w:rPr>
+          <w:i/>
+          <w:iCs/>
+          <w:sz w:val="40"/>
+          <w:szCs w:val="40"/>
+        </w:rPr>
+        <w:t xml:space="preserve">(a</w:t>
+      </w:r>
+      <w:r>
+        <w:rPr>
+          <w:i/>
+          <w:iCs/>
+          <w:sz w:val="40"/>
+          <w:szCs w:val="40"/>
+          <w:vertAlign w:val="superscript"/>
+        </w:rPr>
+        <w:t xml:space="preserve">−2</w:t>
+      </w:r>
+      <w:r>
+        <w:rPr>
+          <w:i/>
+          <w:iCs/>
+          <w:sz w:val="40"/>
+          <w:szCs w:val="40"/>
+        </w:rPr>
+        <w:t xml:space="preserve">)=2</w:t>
+      </w:r>
+      <w:r>
+        <w:rPr>
+          <w:sz w:val="40"/>
+          <w:szCs w:val="40"/>
+        </w:rPr>
+        <w:t xml:space="preserve">log</w:t>
+      </w:r>
+      <w:r>
+        <w:rPr>
+          <w:i/>
+          <w:iCs/>
+          <w:sz w:val="40"/>
+          <w:szCs w:val="40"/>
+          <w:vertAlign w:val="subscript"/>
+        </w:rPr>
+        <w:t xml:space="preserve">5</w:t>
+      </w:r>
+      <w:r>
+        <w:rPr>
+          <w:i/>
+          <w:iCs/>
+          <w:sz w:val="40"/>
+          <w:szCs w:val="40"/>
+        </w:rPr>
+        <w:t xml:space="preserve"> a</w:t>
       </w:r>
     </w:p>
     <w:p>
@@ -8120,7 +8041,7 @@
         <w:spacing w:after="120" w:before="80" w:line="300"/>
       </w:pPr>
       <w:r>
-        <w:t xml:space="preserve">A student wrote this line. What is the mistake?</w:t>
+        <w:t xml:space="preserve">A student wrote this line. What is the mistake, if any?</w:t>
       </w:r>
     </w:p>
     <w:p>
@@ -8136,7 +8057,7 @@
         <w:t xml:space="preserve">A.  </w:t>
       </w:r>
       <w:r>
-        <w:t xml:space="preserve">Move the 3 up as an exponent on x before combining.</w:t>
+        <w:t xml:space="preserve">There is no mistake.</w:t>
       </w:r>
     </w:p>
     <w:p>
@@ -8152,7 +8073,7 @@
         <w:t xml:space="preserve">B.  </w:t>
       </w:r>
       <w:r>
-        <w:t xml:space="preserve">The minus sign should have turned into a plus sign here.</w:t>
+        <w:t xml:space="preserve">The 2 should have been added to the logarithm instead.</w:t>
       </w:r>
     </w:p>
     <w:p>
@@ -8168,7 +8089,7 @@
         <w:t xml:space="preserve">C.  </w:t>
       </w:r>
       <w:r>
-        <w:t xml:space="preserve">The fraction should have been flipped upside down.</w:t>
+        <w:t xml:space="preserve">The logarithm should have been divided by 2.</w:t>
       </w:r>
     </w:p>
     <w:p>
@@ -8184,7 +8105,7 @@
         <w:t xml:space="preserve">D.  </w:t>
       </w:r>
       <w:r>
-        <w:t xml:space="preserve">There is no mistake.</w:t>
+        <w:t xml:space="preserve">The negative sign was lost: it should be negative 2.</w:t>
       </w:r>
     </w:p>
     <w:p>
@@ -8201,152 +8122,58 @@
         <w:spacing w:after="120" w:before="80" w:line="300"/>
       </w:pPr>
       <w:r>
-        <w:t xml:space="preserve">Move the coefficient up first: </w:t>
-      </w:r>
-      <w:r>
-        <w:rPr>
-          <w:i/>
-          <w:iCs/>
-        </w:rPr>
-        <w:t xml:space="preserve">3</w:t>
-      </w:r>
-      <w:r>
-        <w:t xml:space="preserve">log</w:t>
-      </w:r>
-      <w:r>
-        <w:rPr>
-          <w:i/>
-          <w:iCs/>
-          <w:vertAlign w:val="subscript"/>
-        </w:rPr>
-        <w:t xml:space="preserve">2</w:t>
-      </w:r>
-      <w:r>
-        <w:rPr>
-          <w:i/>
-          <w:iCs/>
-        </w:rPr>
-        <w:t xml:space="preserve"> x=</w:t>
-      </w:r>
-      <w:r>
-        <w:t xml:space="preserve">log</w:t>
-      </w:r>
-      <w:r>
-        <w:rPr>
-          <w:i/>
-          <w:iCs/>
-          <w:vertAlign w:val="subscript"/>
-        </w:rPr>
-        <w:t xml:space="preserve">2</w:t>
-      </w:r>
-      <w:r>
-        <w:rPr>
-          <w:i/>
-          <w:iCs/>
-        </w:rPr>
-        <w:t xml:space="preserve">(x</w:t>
-      </w:r>
-      <w:r>
-        <w:rPr>
-          <w:i/>
-          <w:iCs/>
-          <w:vertAlign w:val="superscript"/>
-        </w:rPr>
-        <w:t xml:space="preserve">3</w:t>
-      </w:r>
-      <w:r>
-        <w:rPr>
-          <w:i/>
-          <w:iCs/>
-        </w:rPr>
-        <w:t xml:space="preserve">)</w:t>
-      </w:r>
-      <w:r>
-        <w:t xml:space="preserve">. Then subtracting becomes dividing: </w:t>
-      </w:r>
-      <w:r>
-        <w:t xml:space="preserve">log</w:t>
-      </w:r>
-      <w:r>
-        <w:rPr>
-          <w:i/>
-          <w:iCs/>
-          <w:vertAlign w:val="subscript"/>
-        </w:rPr>
-        <w:t xml:space="preserve">2</w:t>
-      </w:r>
-      <w:r>
-        <w:rPr>
-          <w:i/>
-          <w:iCs/>
-        </w:rPr>
-        <w:t xml:space="preserve">(x</w:t>
-      </w:r>
-      <w:r>
-        <w:rPr>
-          <w:i/>
-          <w:iCs/>
-          <w:vertAlign w:val="superscript"/>
-        </w:rPr>
-        <w:t xml:space="preserve">3</w:t>
-      </w:r>
-      <w:r>
-        <w:rPr>
-          <w:i/>
-          <w:iCs/>
-        </w:rPr>
-        <w:t xml:space="preserve">)−</w:t>
-      </w:r>
-      <w:r>
-        <w:t xml:space="preserve">log</w:t>
-      </w:r>
-      <w:r>
-        <w:rPr>
-          <w:i/>
-          <w:iCs/>
-          <w:vertAlign w:val="subscript"/>
-        </w:rPr>
-        <w:t xml:space="preserve">2</w:t>
-      </w:r>
-      <w:r>
-        <w:rPr>
-          <w:i/>
-          <w:iCs/>
-        </w:rPr>
-        <w:t xml:space="preserve"> y=</w:t>
-      </w:r>
-      <w:r>
-        <w:t xml:space="preserve">log</w:t>
-      </w:r>
-      <w:r>
-        <w:rPr>
-          <w:i/>
-          <w:iCs/>
-          <w:vertAlign w:val="subscript"/>
-        </w:rPr>
-        <w:t xml:space="preserve">2</w:t>
-      </w:r>
-      <w:r>
-        <w:rPr>
-          <w:i/>
-          <w:iCs/>
-        </w:rPr>
-        <w:t xml:space="preserve">(x</w:t>
-      </w:r>
-      <w:r>
-        <w:rPr>
-          <w:i/>
-          <w:iCs/>
-          <w:vertAlign w:val="superscript"/>
-        </w:rPr>
-        <w:t xml:space="preserve">3</w:t>
-      </w:r>
-      <w:r>
-        <w:rPr>
-          <w:i/>
-          <w:iCs/>
-        </w:rPr>
-        <w:t xml:space="preserve">/y)</w:t>
+        <w:t xml:space="preserve">The exponent keeps its sign when it comes out front: </w:t>
+      </w:r>
+      <w:r>
+        <w:t xml:space="preserve">log</w:t>
+      </w:r>
+      <w:r>
+        <w:rPr>
+          <w:i/>
+          <w:iCs/>
+          <w:vertAlign w:val="subscript"/>
+        </w:rPr>
+        <w:t xml:space="preserve">5</w:t>
+      </w:r>
+      <w:r>
+        <w:rPr>
+          <w:i/>
+          <w:iCs/>
+        </w:rPr>
+        <w:t xml:space="preserve">(a</w:t>
+      </w:r>
+      <w:r>
+        <w:rPr>
+          <w:i/>
+          <w:iCs/>
+          <w:vertAlign w:val="superscript"/>
+        </w:rPr>
+        <w:t xml:space="preserve">−2</w:t>
+      </w:r>
+      <w:r>
+        <w:rPr>
+          <w:i/>
+          <w:iCs/>
+        </w:rPr>
+        <w:t xml:space="preserve">)=−2</w:t>
+      </w:r>
+      <w:r>
+        <w:t xml:space="preserve">log</w:t>
+      </w:r>
+      <w:r>
+        <w:rPr>
+          <w:i/>
+          <w:iCs/>
+          <w:vertAlign w:val="subscript"/>
+        </w:rPr>
+        <w:t xml:space="preserve">5</w:t>
+      </w:r>
+      <w:r>
+        <w:rPr>
+          <w:i/>
+          <w:iCs/>
+        </w:rPr>
+        <w:t xml:space="preserve"> a</w:t>
       </w:r>
       <w:r>
         <w:t xml:space="preserve">. Check with </w:t>
@@ -8356,69 +8183,71 @@
           <w:i/>
           <w:iCs/>
         </w:rPr>
-        <w:t xml:space="preserve">x=2</w:t>
-      </w:r>
-      <w:r>
-        <w:t xml:space="preserve"> and </w:t>
-      </w:r>
-      <w:r>
-        <w:rPr>
-          <w:i/>
-          <w:iCs/>
-        </w:rPr>
-        <w:t xml:space="preserve">y=1</w:t>
-      </w:r>
-      <w:r>
-        <w:t xml:space="preserve">: the left side is </w:t>
-      </w:r>
-      <w:r>
-        <w:rPr>
-          <w:i/>
-          <w:iCs/>
-        </w:rPr>
-        <w:t xml:space="preserve">3</w:t>
-      </w:r>
-      <w:r>
-        <w:t xml:space="preserve">, the correct right side is </w:t>
-      </w:r>
-      <w:r>
-        <w:t xml:space="preserve">log</w:t>
-      </w:r>
-      <w:r>
-        <w:rPr>
-          <w:i/>
-          <w:iCs/>
-          <w:vertAlign w:val="subscript"/>
-        </w:rPr>
-        <w:t xml:space="preserve">2</w:t>
-      </w:r>
-      <w:r>
-        <w:rPr>
-          <w:i/>
-          <w:iCs/>
-        </w:rPr>
-        <w:t xml:space="preserve"> 8=3</w:t>
-      </w:r>
-      <w:r>
-        <w:t xml:space="preserve">, and the student's right side is </w:t>
-      </w:r>
-      <w:r>
-        <w:t xml:space="preserve">log</w:t>
-      </w:r>
-      <w:r>
-        <w:rPr>
-          <w:i/>
-          <w:iCs/>
-          <w:vertAlign w:val="subscript"/>
-        </w:rPr>
-        <w:t xml:space="preserve">2</w:t>
-      </w:r>
-      <w:r>
-        <w:rPr>
-          <w:i/>
-          <w:iCs/>
-        </w:rPr>
-        <w:t xml:space="preserve"> 6≈ 2.58</w:t>
+        <w:t xml:space="preserve">a=5</w:t>
+      </w:r>
+      <w:r>
+        <w:t xml:space="preserve">: </w:t>
+      </w:r>
+      <w:r>
+        <w:t xml:space="preserve">log</w:t>
+      </w:r>
+      <w:r>
+        <w:rPr>
+          <w:i/>
+          <w:iCs/>
+          <w:vertAlign w:val="subscript"/>
+        </w:rPr>
+        <w:t xml:space="preserve">5</w:t>
+      </w:r>
+      <w:r>
+        <w:rPr>
+          <w:i/>
+          <w:iCs/>
+        </w:rPr>
+        <w:t xml:space="preserve">(5</w:t>
+      </w:r>
+      <w:r>
+        <w:rPr>
+          <w:i/>
+          <w:iCs/>
+          <w:vertAlign w:val="superscript"/>
+        </w:rPr>
+        <w:t xml:space="preserve">−2</w:t>
+      </w:r>
+      <w:r>
+        <w:rPr>
+          <w:i/>
+          <w:iCs/>
+        </w:rPr>
+        <w:t xml:space="preserve">)=−2</w:t>
+      </w:r>
+      <w:r>
+        <w:t xml:space="preserve">, but </w:t>
+      </w:r>
+      <w:r>
+        <w:rPr>
+          <w:i/>
+          <w:iCs/>
+        </w:rPr>
+        <w:t xml:space="preserve">2</w:t>
+      </w:r>
+      <w:r>
+        <w:t xml:space="preserve">log</w:t>
+      </w:r>
+      <w:r>
+        <w:rPr>
+          <w:i/>
+          <w:iCs/>
+          <w:vertAlign w:val="subscript"/>
+        </w:rPr>
+        <w:t xml:space="preserve">5</w:t>
+      </w:r>
+      <w:r>
+        <w:rPr>
+          <w:i/>
+          <w:iCs/>
+        </w:rPr>
+        <w:t xml:space="preserve"> 5=2</w:t>
       </w:r>
       <w:r>
         <w:t xml:space="preserve">. </w:t>
@@ -8434,107 +8263,72 @@
         <w:rPr>
           <w:b/>
           <w:bCs/>
-          <w:i/>
-          <w:iCs/>
-        </w:rPr>
-        <w:t xml:space="preserve">3</w:t>
-      </w:r>
-      <w:r>
-        <w:rPr>
-          <w:b/>
-          <w:bCs/>
-        </w:rPr>
-        <w:t xml:space="preserve">log</w:t>
-      </w:r>
-      <w:r>
-        <w:rPr>
-          <w:b/>
-          <w:bCs/>
-          <w:i/>
-          <w:iCs/>
-          <w:vertAlign w:val="subscript"/>
-        </w:rPr>
-        <w:t xml:space="preserve">2</w:t>
-      </w:r>
-      <w:r>
-        <w:rPr>
-          <w:b/>
-          <w:bCs/>
-          <w:i/>
-          <w:iCs/>
-        </w:rPr>
-        <w:t xml:space="preserve"> x−</w:t>
-      </w:r>
-      <w:r>
-        <w:rPr>
-          <w:b/>
-          <w:bCs/>
-        </w:rPr>
-        <w:t xml:space="preserve">log</w:t>
-      </w:r>
-      <w:r>
-        <w:rPr>
-          <w:b/>
-          <w:bCs/>
-          <w:i/>
-          <w:iCs/>
-          <w:vertAlign w:val="subscript"/>
-        </w:rPr>
-        <w:t xml:space="preserve">2</w:t>
-      </w:r>
-      <w:r>
-        <w:rPr>
-          <w:b/>
-          <w:bCs/>
-          <w:i/>
-          <w:iCs/>
-        </w:rPr>
-        <w:t xml:space="preserve"> y=</w:t>
-      </w:r>
-      <w:r>
-        <w:rPr>
-          <w:b/>
-          <w:bCs/>
-        </w:rPr>
-        <w:t xml:space="preserve">log</w:t>
-      </w:r>
-      <w:r>
-        <w:rPr>
-          <w:b/>
-          <w:bCs/>
-          <w:i/>
-          <w:iCs/>
-          <w:vertAlign w:val="subscript"/>
-        </w:rPr>
-        <w:t xml:space="preserve">2</w:t>
-      </w:r>
-      <w:r>
-        <w:rPr>
-          <w:b/>
-          <w:bCs/>
-          <w:i/>
-          <w:iCs/>
-        </w:rPr>
-        <w:t xml:space="preserve">(x</w:t>
-      </w:r>
-      <w:r>
-        <w:rPr>
-          <w:b/>
-          <w:bCs/>
-          <w:i/>
-          <w:iCs/>
-          <w:vertAlign w:val="superscript"/>
-        </w:rPr>
-        <w:t xml:space="preserve">3</w:t>
-      </w:r>
-      <w:r>
-        <w:rPr>
-          <w:b/>
-          <w:bCs/>
-          <w:i/>
-          <w:iCs/>
-        </w:rPr>
-        <w:t xml:space="preserve">/y)</w:t>
+        </w:rPr>
+        <w:t xml:space="preserve">log</w:t>
+      </w:r>
+      <w:r>
+        <w:rPr>
+          <w:b/>
+          <w:bCs/>
+          <w:i/>
+          <w:iCs/>
+          <w:vertAlign w:val="subscript"/>
+        </w:rPr>
+        <w:t xml:space="preserve">5</w:t>
+      </w:r>
+      <w:r>
+        <w:rPr>
+          <w:b/>
+          <w:bCs/>
+          <w:i/>
+          <w:iCs/>
+        </w:rPr>
+        <w:t xml:space="preserve">(a</w:t>
+      </w:r>
+      <w:r>
+        <w:rPr>
+          <w:b/>
+          <w:bCs/>
+          <w:i/>
+          <w:iCs/>
+          <w:vertAlign w:val="superscript"/>
+        </w:rPr>
+        <w:t xml:space="preserve">−2</w:t>
+      </w:r>
+      <w:r>
+        <w:rPr>
+          <w:b/>
+          <w:bCs/>
+          <w:i/>
+          <w:iCs/>
+        </w:rPr>
+        <w:t xml:space="preserve">)=−2</w:t>
+      </w:r>
+      <w:r>
+        <w:rPr>
+          <w:b/>
+          <w:bCs/>
+        </w:rPr>
+        <w:t xml:space="preserve">log</w:t>
+      </w:r>
+      <w:r>
+        <w:rPr>
+          <w:b/>
+          <w:bCs/>
+          <w:i/>
+          <w:iCs/>
+          <w:vertAlign w:val="subscript"/>
+        </w:rPr>
+        <w:t xml:space="preserve">5</w:t>
+      </w:r>
+      <w:r>
+        <w:rPr>
+          <w:b/>
+          <w:bCs/>
+          <w:i/>
+          <w:iCs/>
+        </w:rPr>
+        <w:t xml:space="preserve"> a</w:t>
       </w:r>
       <w:r>
         <w:rPr>
@@ -8555,60 +8349,110 @@
     </w:p>
     <w:p>
       <w:pPr>
-        <w:spacing w:after="200" w:before="200"/>
+        <w:spacing w:after="40" w:before="200"/>
         <w:jc w:val="center"/>
       </w:pPr>
       <w:r>
         <w:rPr>
-          <w:sz w:val="40"/>
-          <w:szCs w:val="40"/>
-        </w:rPr>
-        <w:t xml:space="preserve">log</w:t>
-      </w:r>
-      <w:r>
-        <w:rPr>
-          <w:i/>
-          <w:iCs/>
-          <w:sz w:val="40"/>
-          <w:szCs w:val="40"/>
-          <w:vertAlign w:val="subscript"/>
-        </w:rPr>
-        <w:t xml:space="preserve">2</w:t>
-      </w:r>
-      <w:r>
-        <w:rPr>
-          <w:i/>
-          <w:iCs/>
-          <w:sz w:val="40"/>
-          <w:szCs w:val="40"/>
-        </w:rPr>
-        <w:t xml:space="preserve">(8x)=3+</w:t>
-      </w:r>
-      <w:r>
-        <w:rPr>
-          <w:sz w:val="40"/>
-          <w:szCs w:val="40"/>
-        </w:rPr>
-        <w:t xml:space="preserve">log</w:t>
-      </w:r>
-      <w:r>
-        <w:rPr>
-          <w:i/>
-          <w:iCs/>
-          <w:sz w:val="40"/>
-          <w:szCs w:val="40"/>
-          <w:vertAlign w:val="subscript"/>
-        </w:rPr>
-        <w:t xml:space="preserve">2</w:t>
-      </w:r>
-      <w:r>
-        <w:rPr>
-          <w:i/>
-          <w:iCs/>
-          <w:sz w:val="40"/>
-          <w:szCs w:val="40"/>
-        </w:rPr>
-        <w:t xml:space="preserve"> x</w:t>
+          <w:i/>
+          <w:iCs/>
+          <w:sz w:val="40"/>
+          <w:szCs w:val="40"/>
+        </w:rPr>
+        <w:t xml:space="preserve">3</w:t>
+      </w:r>
+      <w:r>
+        <w:rPr>
+          <w:sz w:val="40"/>
+          <w:szCs w:val="40"/>
+        </w:rPr>
+        <w:t xml:space="preserve">log</w:t>
+      </w:r>
+      <w:r>
+        <w:rPr>
+          <w:i/>
+          <w:iCs/>
+          <w:sz w:val="40"/>
+          <w:szCs w:val="40"/>
+          <w:vertAlign w:val="subscript"/>
+        </w:rPr>
+        <w:t xml:space="preserve">2</w:t>
+      </w:r>
+      <w:r>
+        <w:rPr>
+          <w:i/>
+          <w:iCs/>
+          <w:sz w:val="40"/>
+          <w:szCs w:val="40"/>
+        </w:rPr>
+        <w:t xml:space="preserve"> x−</w:t>
+      </w:r>
+      <w:r>
+        <w:rPr>
+          <w:sz w:val="40"/>
+          <w:szCs w:val="40"/>
+        </w:rPr>
+        <w:t xml:space="preserve">log</w:t>
+      </w:r>
+      <w:r>
+        <w:rPr>
+          <w:i/>
+          <w:iCs/>
+          <w:sz w:val="40"/>
+          <w:szCs w:val="40"/>
+          <w:vertAlign w:val="subscript"/>
+        </w:rPr>
+        <w:t xml:space="preserve">2</w:t>
+      </w:r>
+      <w:r>
+        <w:rPr>
+          <w:i/>
+          <w:iCs/>
+          <w:sz w:val="40"/>
+          <w:szCs w:val="40"/>
+        </w:rPr>
+        <w:t xml:space="preserve"> y</w:t>
+      </w:r>
+    </w:p>
+    <w:p>
+      <w:pPr>
+        <w:spacing w:after="200" w:before="40"/>
+        <w:jc w:val="center"/>
+      </w:pPr>
+      <w:r>
+        <w:rPr>
+          <w:i/>
+          <w:iCs/>
+          <w:sz w:val="40"/>
+          <w:szCs w:val="40"/>
+        </w:rPr>
+        <w:t xml:space="preserve">=</w:t>
+      </w:r>
+      <w:r>
+        <w:rPr>
+          <w:sz w:val="40"/>
+          <w:szCs w:val="40"/>
+        </w:rPr>
+        <w:t xml:space="preserve">log</w:t>
+      </w:r>
+      <w:r>
+        <w:rPr>
+          <w:i/>
+          <w:iCs/>
+          <w:sz w:val="40"/>
+          <w:szCs w:val="40"/>
+          <w:vertAlign w:val="subscript"/>
+        </w:rPr>
+        <w:t xml:space="preserve">2</w:t>
+      </w:r>
+      <w:r>
+        <w:rPr>
+          <w:i/>
+          <w:iCs/>
+          <w:sz w:val="40"/>
+          <w:szCs w:val="40"/>
+        </w:rPr>
+        <w:t xml:space="preserve">((3x)/y)</w:t>
       </w:r>
     </w:p>
     <w:p>
@@ -8641,7 +8485,7 @@
         <w:t xml:space="preserve">A.  </w:t>
       </w:r>
       <w:r>
-        <w:t xml:space="preserve">The 8 should come out front as a multiplier of the log.</w:t>
+        <w:t xml:space="preserve">Move the 3 up as an exponent on x before combining.</w:t>
       </w:r>
     </w:p>
     <w:p>
@@ -8657,7 +8501,7 @@
         <w:t xml:space="preserve">B.  </w:t>
       </w:r>
       <w:r>
-        <w:t xml:space="preserve">The right side should be 8 times log base 2 of x.</w:t>
+        <w:t xml:space="preserve">The minus sign should have turned into a plus sign here.</w:t>
       </w:r>
     </w:p>
     <w:p>
@@ -8673,7 +8517,7 @@
         <w:t xml:space="preserve">C.  </w:t>
       </w:r>
       <w:r>
-        <w:t xml:space="preserve">There is no mistake.</w:t>
+        <w:t xml:space="preserve">The fraction should have been flipped upside down.</w:t>
       </w:r>
     </w:p>
     <w:p>
@@ -8689,7 +8533,7 @@
         <w:t xml:space="preserve">D.  </w:t>
       </w:r>
       <w:r>
-        <w:t xml:space="preserve">A log of a product cannot be split into two logs.</w:t>
+        <w:t xml:space="preserve">There is no mistake.</w:t>
       </w:r>
     </w:p>
     <w:p>
@@ -8706,64 +8550,185 @@
         <w:spacing w:after="120" w:before="80" w:line="300"/>
       </w:pPr>
       <w:r>
-        <w:t xml:space="preserve">Multiplying inside becomes adding outside: </w:t>
-      </w:r>
-      <w:r>
-        <w:t xml:space="preserve">log</w:t>
-      </w:r>
-      <w:r>
-        <w:rPr>
-          <w:i/>
-          <w:iCs/>
-          <w:vertAlign w:val="subscript"/>
-        </w:rPr>
-        <w:t xml:space="preserve">2</w:t>
-      </w:r>
-      <w:r>
-        <w:rPr>
-          <w:i/>
-          <w:iCs/>
-        </w:rPr>
-        <w:t xml:space="preserve">(8x)=</w:t>
-      </w:r>
-      <w:r>
-        <w:t xml:space="preserve">log</w:t>
-      </w:r>
-      <w:r>
-        <w:rPr>
-          <w:i/>
-          <w:iCs/>
-          <w:vertAlign w:val="subscript"/>
-        </w:rPr>
-        <w:t xml:space="preserve">2</w:t>
-      </w:r>
-      <w:r>
-        <w:rPr>
-          <w:i/>
-          <w:iCs/>
-        </w:rPr>
-        <w:t xml:space="preserve"> 8+</w:t>
-      </w:r>
-      <w:r>
-        <w:t xml:space="preserve">log</w:t>
-      </w:r>
-      <w:r>
-        <w:rPr>
-          <w:i/>
-          <w:iCs/>
-          <w:vertAlign w:val="subscript"/>
-        </w:rPr>
-        <w:t xml:space="preserve">2</w:t>
-      </w:r>
-      <w:r>
-        <w:rPr>
-          <w:i/>
-          <w:iCs/>
-        </w:rPr>
-        <w:t xml:space="preserve"> x</w:t>
-      </w:r>
-      <w:r>
-        <w:t xml:space="preserve">. And </w:t>
+        <w:t xml:space="preserve">Move the coefficient up first: </w:t>
+      </w:r>
+      <w:r>
+        <w:rPr>
+          <w:i/>
+          <w:iCs/>
+        </w:rPr>
+        <w:t xml:space="preserve">3</w:t>
+      </w:r>
+      <w:r>
+        <w:t xml:space="preserve">log</w:t>
+      </w:r>
+      <w:r>
+        <w:rPr>
+          <w:i/>
+          <w:iCs/>
+          <w:vertAlign w:val="subscript"/>
+        </w:rPr>
+        <w:t xml:space="preserve">2</w:t>
+      </w:r>
+      <w:r>
+        <w:rPr>
+          <w:i/>
+          <w:iCs/>
+        </w:rPr>
+        <w:t xml:space="preserve"> x=</w:t>
+      </w:r>
+      <w:r>
+        <w:t xml:space="preserve">log</w:t>
+      </w:r>
+      <w:r>
+        <w:rPr>
+          <w:i/>
+          <w:iCs/>
+          <w:vertAlign w:val="subscript"/>
+        </w:rPr>
+        <w:t xml:space="preserve">2</w:t>
+      </w:r>
+      <w:r>
+        <w:rPr>
+          <w:i/>
+          <w:iCs/>
+        </w:rPr>
+        <w:t xml:space="preserve">(x</w:t>
+      </w:r>
+      <w:r>
+        <w:rPr>
+          <w:i/>
+          <w:iCs/>
+          <w:vertAlign w:val="superscript"/>
+        </w:rPr>
+        <w:t xml:space="preserve">3</w:t>
+      </w:r>
+      <w:r>
+        <w:rPr>
+          <w:i/>
+          <w:iCs/>
+        </w:rPr>
+        <w:t xml:space="preserve">)</w:t>
+      </w:r>
+      <w:r>
+        <w:t xml:space="preserve">. Then subtracting becomes dividing: </w:t>
+      </w:r>
+      <w:r>
+        <w:t xml:space="preserve">log</w:t>
+      </w:r>
+      <w:r>
+        <w:rPr>
+          <w:i/>
+          <w:iCs/>
+          <w:vertAlign w:val="subscript"/>
+        </w:rPr>
+        <w:t xml:space="preserve">2</w:t>
+      </w:r>
+      <w:r>
+        <w:rPr>
+          <w:i/>
+          <w:iCs/>
+        </w:rPr>
+        <w:t xml:space="preserve">(x</w:t>
+      </w:r>
+      <w:r>
+        <w:rPr>
+          <w:i/>
+          <w:iCs/>
+          <w:vertAlign w:val="superscript"/>
+        </w:rPr>
+        <w:t xml:space="preserve">3</w:t>
+      </w:r>
+      <w:r>
+        <w:rPr>
+          <w:i/>
+          <w:iCs/>
+        </w:rPr>
+        <w:t xml:space="preserve">)−</w:t>
+      </w:r>
+      <w:r>
+        <w:t xml:space="preserve">log</w:t>
+      </w:r>
+      <w:r>
+        <w:rPr>
+          <w:i/>
+          <w:iCs/>
+          <w:vertAlign w:val="subscript"/>
+        </w:rPr>
+        <w:t xml:space="preserve">2</w:t>
+      </w:r>
+      <w:r>
+        <w:rPr>
+          <w:i/>
+          <w:iCs/>
+        </w:rPr>
+        <w:t xml:space="preserve"> y=</w:t>
+      </w:r>
+      <w:r>
+        <w:t xml:space="preserve">log</w:t>
+      </w:r>
+      <w:r>
+        <w:rPr>
+          <w:i/>
+          <w:iCs/>
+          <w:vertAlign w:val="subscript"/>
+        </w:rPr>
+        <w:t xml:space="preserve">2</w:t>
+      </w:r>
+      <w:r>
+        <w:rPr>
+          <w:i/>
+          <w:iCs/>
+        </w:rPr>
+        <w:t xml:space="preserve">(x</w:t>
+      </w:r>
+      <w:r>
+        <w:rPr>
+          <w:i/>
+          <w:iCs/>
+          <w:vertAlign w:val="superscript"/>
+        </w:rPr>
+        <w:t xml:space="preserve">3</w:t>
+      </w:r>
+      <w:r>
+        <w:rPr>
+          <w:i/>
+          <w:iCs/>
+        </w:rPr>
+        <w:t xml:space="preserve">/y)</w:t>
+      </w:r>
+      <w:r>
+        <w:t xml:space="preserve">. Check with </w:t>
+      </w:r>
+      <w:r>
+        <w:rPr>
+          <w:i/>
+          <w:iCs/>
+        </w:rPr>
+        <w:t xml:space="preserve">x=2</w:t>
+      </w:r>
+      <w:r>
+        <w:t xml:space="preserve"> and </w:t>
+      </w:r>
+      <w:r>
+        <w:rPr>
+          <w:i/>
+          <w:iCs/>
+        </w:rPr>
+        <w:t xml:space="preserve">y=1</w:t>
+      </w:r>
+      <w:r>
+        <w:t xml:space="preserve">: the left side is </w:t>
+      </w:r>
+      <w:r>
+        <w:rPr>
+          <w:i/>
+          <w:iCs/>
+        </w:rPr>
+        <w:t xml:space="preserve">3</w:t>
+      </w:r>
+      <w:r>
+        <w:t xml:space="preserve">, the correct right side is </w:t>
       </w:r>
       <w:r>
         <w:t xml:space="preserve">log</w:t>
@@ -8784,88 +8749,25 @@
         <w:t xml:space="preserve"> 8=3</w:t>
       </w:r>
       <w:r>
-        <w:t xml:space="preserve">, because </w:t>
-      </w:r>
-      <w:r>
-        <w:rPr>
-          <w:i/>
-          <w:iCs/>
-        </w:rPr>
-        <w:t xml:space="preserve">2</w:t>
-      </w:r>
-      <w:r>
-        <w:rPr>
-          <w:i/>
-          <w:iCs/>
-          <w:vertAlign w:val="superscript"/>
-        </w:rPr>
-        <w:t xml:space="preserve">3</w:t>
-      </w:r>
-      <w:r>
-        <w:rPr>
-          <w:i/>
-          <w:iCs/>
-        </w:rPr>
-        <w:t xml:space="preserve">=8</w:t>
-      </w:r>
-      <w:r>
-        <w:t xml:space="preserve">. Check with </w:t>
-      </w:r>
-      <w:r>
-        <w:rPr>
-          <w:i/>
-          <w:iCs/>
-        </w:rPr>
-        <w:t xml:space="preserve">x=2</w:t>
-      </w:r>
-      <w:r>
-        <w:t xml:space="preserve">: </w:t>
-      </w:r>
-      <w:r>
-        <w:t xml:space="preserve">log</w:t>
-      </w:r>
-      <w:r>
-        <w:rPr>
-          <w:i/>
-          <w:iCs/>
-          <w:vertAlign w:val="subscript"/>
-        </w:rPr>
-        <w:t xml:space="preserve">2</w:t>
-      </w:r>
-      <w:r>
-        <w:rPr>
-          <w:i/>
-          <w:iCs/>
-        </w:rPr>
-        <w:t xml:space="preserve"> 16=4</w:t>
-      </w:r>
-      <w:r>
-        <w:t xml:space="preserve">, and </w:t>
-      </w:r>
-      <w:r>
-        <w:rPr>
-          <w:i/>
-          <w:iCs/>
-        </w:rPr>
-        <w:t xml:space="preserve">3+</w:t>
-      </w:r>
-      <w:r>
-        <w:t xml:space="preserve">log</w:t>
-      </w:r>
-      <w:r>
-        <w:rPr>
-          <w:i/>
-          <w:iCs/>
-          <w:vertAlign w:val="subscript"/>
-        </w:rPr>
-        <w:t xml:space="preserve">2</w:t>
-      </w:r>
-      <w:r>
-        <w:rPr>
-          <w:i/>
-          <w:iCs/>
-        </w:rPr>
-        <w:t xml:space="preserve"> 2=3+1=4</w:t>
+        <w:t xml:space="preserve">, and the student's right side is </w:t>
+      </w:r>
+      <w:r>
+        <w:t xml:space="preserve">log</w:t>
+      </w:r>
+      <w:r>
+        <w:rPr>
+          <w:i/>
+          <w:iCs/>
+          <w:vertAlign w:val="subscript"/>
+        </w:rPr>
+        <w:t xml:space="preserve">2</w:t>
+      </w:r>
+      <w:r>
+        <w:rPr>
+          <w:i/>
+          <w:iCs/>
+        </w:rPr>
+        <w:t xml:space="preserve"> 6≈ 2.58</w:t>
       </w:r>
       <w:r>
         <w:t xml:space="preserve">. </w:t>
@@ -8875,7 +8777,120 @@
           <w:b/>
           <w:bCs/>
         </w:rPr>
-        <w:t xml:space="preserve">There is no mistake.</w:t>
+        <w:t xml:space="preserve">The correct line is </w:t>
+      </w:r>
+      <w:r>
+        <w:rPr>
+          <w:b/>
+          <w:bCs/>
+          <w:i/>
+          <w:iCs/>
+        </w:rPr>
+        <w:t xml:space="preserve">3</w:t>
+      </w:r>
+      <w:r>
+        <w:rPr>
+          <w:b/>
+          <w:bCs/>
+        </w:rPr>
+        <w:t xml:space="preserve">log</w:t>
+      </w:r>
+      <w:r>
+        <w:rPr>
+          <w:b/>
+          <w:bCs/>
+          <w:i/>
+          <w:iCs/>
+          <w:vertAlign w:val="subscript"/>
+        </w:rPr>
+        <w:t xml:space="preserve">2</w:t>
+      </w:r>
+      <w:r>
+        <w:rPr>
+          <w:b/>
+          <w:bCs/>
+          <w:i/>
+          <w:iCs/>
+        </w:rPr>
+        <w:t xml:space="preserve"> x−</w:t>
+      </w:r>
+      <w:r>
+        <w:rPr>
+          <w:b/>
+          <w:bCs/>
+        </w:rPr>
+        <w:t xml:space="preserve">log</w:t>
+      </w:r>
+      <w:r>
+        <w:rPr>
+          <w:b/>
+          <w:bCs/>
+          <w:i/>
+          <w:iCs/>
+          <w:vertAlign w:val="subscript"/>
+        </w:rPr>
+        <w:t xml:space="preserve">2</w:t>
+      </w:r>
+      <w:r>
+        <w:rPr>
+          <w:b/>
+          <w:bCs/>
+          <w:i/>
+          <w:iCs/>
+        </w:rPr>
+        <w:t xml:space="preserve"> y=</w:t>
+      </w:r>
+      <w:r>
+        <w:rPr>
+          <w:b/>
+          <w:bCs/>
+        </w:rPr>
+        <w:t xml:space="preserve">log</w:t>
+      </w:r>
+      <w:r>
+        <w:rPr>
+          <w:b/>
+          <w:bCs/>
+          <w:i/>
+          <w:iCs/>
+          <w:vertAlign w:val="subscript"/>
+        </w:rPr>
+        <w:t xml:space="preserve">2</w:t>
+      </w:r>
+      <w:r>
+        <w:rPr>
+          <w:b/>
+          <w:bCs/>
+          <w:i/>
+          <w:iCs/>
+        </w:rPr>
+        <w:t xml:space="preserve">(x</w:t>
+      </w:r>
+      <w:r>
+        <w:rPr>
+          <w:b/>
+          <w:bCs/>
+          <w:i/>
+          <w:iCs/>
+          <w:vertAlign w:val="superscript"/>
+        </w:rPr>
+        <w:t xml:space="preserve">3</w:t>
+      </w:r>
+      <w:r>
+        <w:rPr>
+          <w:b/>
+          <w:bCs/>
+          <w:i/>
+          <w:iCs/>
+        </w:rPr>
+        <w:t xml:space="preserve">/y)</w:t>
+      </w:r>
+      <w:r>
+        <w:rPr>
+          <w:b/>
+          <w:bCs/>
+        </w:rPr>
+        <w:t xml:space="preserve">.</w:t>
       </w:r>
     </w:p>
     <w:sectPr>
